--- a/word/datasheet_gs3m_poe.docx
+++ b/word/datasheet_gs3m_poe.docx
@@ -1665,6 +1665,96 @@
         </w:p>
         <w:p>
           <w:pPr>
+            <w:pStyle w:val="TOC1"/>
+            <w:tabs>
+              <w:tab w:val="left" w:pos="440"/>
+              <w:tab w:val="right" w:leader="dot" w:pos="10790"/>
+            </w:tabs>
+            <w:rPr>
+              <w:rFonts w:eastAsiaTheme="minorEastAsia"/>
+              <w:noProof/>
+              <w:sz w:val="24"/>
+              <w:szCs w:val="24"/>
+              <w:lang w:eastAsia="zh-CN"/>
+            </w:rPr>
+          </w:pPr>
+          <w:hyperlink w:anchor="_Toc215752186" w:history="1">
+            <w:r>
+              <w:rPr>
+                <w:rStyle w:val="Hyperlink"/>
+                <w:noProof/>
+              </w:rPr>
+              <w:t>5</w:t>
+            </w:r>
+            <w:r>
+              <w:rPr>
+                <w:rFonts w:eastAsiaTheme="minorEastAsia"/>
+                <w:noProof/>
+                <w:sz w:val="24"/>
+                <w:szCs w:val="24"/>
+                <w:lang w:eastAsia="zh-CN"/>
+              </w:rPr>
+              <w:tab/>
+            </w:r>
+            <w:r>
+              <w:rPr>
+                <w:rStyle w:val="Hyperlink"/>
+                <w:noProof/>
+              </w:rPr>
+              <w:t>Safety Notice</w:t>
+            </w:r>
+            <w:r>
+              <w:rPr>
+                <w:noProof/>
+                <w:webHidden/>
+              </w:rPr>
+              <w:tab/>
+            </w:r>
+            <w:r>
+              <w:rPr>
+                <w:noProof/>
+                <w:webHidden/>
+              </w:rPr>
+              <w:fldChar w:fldCharType="begin"/>
+            </w:r>
+            <w:r>
+              <w:rPr>
+                <w:noProof/>
+                <w:webHidden/>
+              </w:rPr>
+              <w:instrText xml:space="preserve"> PAGEREF _Toc215752186 \h </w:instrText>
+            </w:r>
+            <w:r>
+              <w:rPr>
+                <w:noProof/>
+                <w:webHidden/>
+              </w:rPr>
+            </w:r>
+            <w:r>
+              <w:rPr>
+                <w:noProof/>
+                <w:webHidden/>
+              </w:rPr>
+              <w:fldChar w:fldCharType="separate"/>
+            </w:r>
+            <w:r>
+              <w:rPr>
+                <w:noProof/>
+                <w:webHidden/>
+              </w:rPr>
+              <w:t>11</w:t>
+            </w:r>
+            <w:r>
+              <w:rPr>
+                <w:noProof/>
+                <w:webHidden/>
+              </w:rPr>
+              <w:fldChar w:fldCharType="end"/>
+            </w:r>
+          </w:hyperlink>
+        </w:p>
+        <w:p>
+          <w:pPr>
             <w:rPr>
               <w:b/>
               <w:bCs/>
@@ -1703,6 +1793,12 @@
       </w:r>
     </w:p>
     <w:p>
+      <w:pPr/>
+      <w:r>
+        <w:t>20251225 – Add M5 hardware to packing list.</w:t>
+      </w:r>
+    </w:p>
+    <w:p>
       <w:pPr>
         <w:sectPr>
           <w:type w:val="continuous"/>
@@ -1714,7 +1810,7 @@
         </w:sectPr>
       </w:pPr>
       <w:r>
-        <w:t>20251225 – Add M5 hardware to packing list.</w:t>
+        <w:t>20261014 – Add Safety Notice section.</w:t>
       </w:r>
     </w:p>
     <w:p>
@@ -2990,11 +3086,39 @@
     </w:p>
     <w:p/>
     <w:p>
+      <w:pPr>
+        <w:sectPr>
+          <w:pgSz w:w="12240" w:h="15840"/>
+          <w:pgMar w:top="720" w:right="720" w:bottom="720" w:left="720" w:header="288" w:footer="288" w:gutter="0"/>
+          <w:cols w:space="720"/>
+          <w:titlePg/>
+          <w:docGrid w:linePitch="360"/>
+        </w:sectPr>
+      </w:pPr>
       <w:r>
         <w:t>WARNING: The web serial terminal has no guard rails, and will allow you to do things like disable Ethernet communication</w:t>
       </w:r>
       <w:r>
         <w:t>, which would require opening the enclosure to repair settings via the actual USB serial terminal. This could be annoying if your GS3M PoE is mounted in a difficult to access location. Proceed with caution!</w:t>
+      </w:r>
+    </w:p>
+    <w:p>
+      <w:pPr>
+        <w:pStyle w:val="Heading1"/>
+        <w:numPr>
+          <w:ilvl w:val="0"/>
+          <w:numId w:val="49"/>
+        </w:numPr>
+      </w:pPr>
+      <w:bookmarkStart w:id="11" w:name="_Toc215752186"/>
+      <w:r>
+        <w:t>Safety Notice</w:t>
+      </w:r>
+      <w:bookmarkEnd w:id="11"/>
+    </w:p>
+    <w:p>
+      <w:r>
+        <w:t>We work hard to make ADSBee products performant and reliable, but not all aircraft broadcast their location, messages can be lost or corrupted, and hardware or software can fail. ADSBee cannot guarantee detection or accurate reporting of all traffic. Users are responsible for evaluating its suitability for their application and for the safe operation of any system it is integrated into. See our terms of sale (pantsforbirds.com/terms-of-sale) and license (github.com/CoolNamesAllTaken/adsbee) for full terms.</w:t>
       </w:r>
     </w:p>
     <w:sectPr>
@@ -3436,25 +3560,25 @@
       <w:rPr>
         <w:color w:val="FFFFFF" w:themeColor="background1"/>
       </w:rPr>
-      <w:t>2025</w:t>
+      <w:t>20261014</w:t>
     </w:r>
     <w:r>
       <w:rPr>
         <w:color w:val="FFFFFF" w:themeColor="background1"/>
       </w:rPr>
-      <w:t>12</w:t>
+      <w:t/>
     </w:r>
     <w:r>
       <w:rPr>
         <w:color w:val="FFFFFF" w:themeColor="background1"/>
       </w:rPr>
-      <w:t>2</w:t>
+      <w:t/>
     </w:r>
     <w:r>
       <w:rPr>
         <w:color w:val="FFFFFF" w:themeColor="background1"/>
       </w:rPr>
-      <w:t>5</w:t>
+      <w:t/>
     </w:r>
   </w:p>
 </w:ftr>

--- a/word/datasheet_gs3m_poe.docx
+++ b/word/datasheet_gs3m_poe.docx
@@ -1037,6 +1037,78 @@
           <w:pPr>
             <w:pStyle w:val="TOC1"/>
             <w:tabs>
+              <w:tab w:val="right" w:leader="dot" w:pos="10790"/>
+            </w:tabs>
+            <w:rPr>
+              <w:rFonts w:eastAsiaTheme="minorEastAsia"/>
+              <w:noProof/>
+              <w:sz w:val="24"/>
+              <w:szCs w:val="24"/>
+              <w:lang w:eastAsia="zh-CN"/>
+            </w:rPr>
+          </w:pPr>
+          <w:hyperlink w:anchor="_Toc215752186" w:history="1">
+            <w:r>
+              <w:rPr>
+                <w:rStyle w:val="Hyperlink"/>
+                <w:noProof/>
+              </w:rPr>
+              <w:t>Safety Notice</w:t>
+            </w:r>
+            <w:r>
+              <w:rPr>
+                <w:noProof/>
+                <w:webHidden/>
+              </w:rPr>
+              <w:tab/>
+            </w:r>
+            <w:r>
+              <w:rPr>
+                <w:noProof/>
+                <w:webHidden/>
+              </w:rPr>
+              <w:fldChar w:fldCharType="begin"/>
+            </w:r>
+            <w:r>
+              <w:rPr>
+                <w:noProof/>
+                <w:webHidden/>
+              </w:rPr>
+              <w:instrText xml:space="preserve"> PAGEREF _Toc215752186 \h </w:instrText>
+            </w:r>
+            <w:r>
+              <w:rPr>
+                <w:noProof/>
+                <w:webHidden/>
+              </w:rPr>
+            </w:r>
+            <w:r>
+              <w:rPr>
+                <w:noProof/>
+                <w:webHidden/>
+              </w:rPr>
+              <w:fldChar w:fldCharType="separate"/>
+            </w:r>
+            <w:r>
+              <w:rPr>
+                <w:noProof/>
+                <w:webHidden/>
+              </w:rPr>
+              <w:t>2</w:t>
+            </w:r>
+            <w:r>
+              <w:rPr>
+                <w:noProof/>
+                <w:webHidden/>
+              </w:rPr>
+              <w:fldChar w:fldCharType="end"/>
+            </w:r>
+          </w:hyperlink>
+        </w:p>
+        <w:p>
+          <w:pPr>
+            <w:pStyle w:val="TOC1"/>
+            <w:tabs>
               <w:tab w:val="left" w:pos="440"/>
               <w:tab w:val="right" w:leader="dot" w:pos="10790"/>
             </w:tabs>
@@ -1653,96 +1725,6 @@
                 <w:webHidden/>
               </w:rPr>
               <w:t>10</w:t>
-            </w:r>
-            <w:r>
-              <w:rPr>
-                <w:noProof/>
-                <w:webHidden/>
-              </w:rPr>
-              <w:fldChar w:fldCharType="end"/>
-            </w:r>
-          </w:hyperlink>
-        </w:p>
-        <w:p>
-          <w:pPr>
-            <w:pStyle w:val="TOC1"/>
-            <w:tabs>
-              <w:tab w:val="left" w:pos="440"/>
-              <w:tab w:val="right" w:leader="dot" w:pos="10790"/>
-            </w:tabs>
-            <w:rPr>
-              <w:rFonts w:eastAsiaTheme="minorEastAsia"/>
-              <w:noProof/>
-              <w:sz w:val="24"/>
-              <w:szCs w:val="24"/>
-              <w:lang w:eastAsia="zh-CN"/>
-            </w:rPr>
-          </w:pPr>
-          <w:hyperlink w:anchor="_Toc215752186" w:history="1">
-            <w:r>
-              <w:rPr>
-                <w:rStyle w:val="Hyperlink"/>
-                <w:noProof/>
-              </w:rPr>
-              <w:t>5</w:t>
-            </w:r>
-            <w:r>
-              <w:rPr>
-                <w:rFonts w:eastAsiaTheme="minorEastAsia"/>
-                <w:noProof/>
-                <w:sz w:val="24"/>
-                <w:szCs w:val="24"/>
-                <w:lang w:eastAsia="zh-CN"/>
-              </w:rPr>
-              <w:tab/>
-            </w:r>
-            <w:r>
-              <w:rPr>
-                <w:rStyle w:val="Hyperlink"/>
-                <w:noProof/>
-              </w:rPr>
-              <w:t>Safety Notice</w:t>
-            </w:r>
-            <w:r>
-              <w:rPr>
-                <w:noProof/>
-                <w:webHidden/>
-              </w:rPr>
-              <w:tab/>
-            </w:r>
-            <w:r>
-              <w:rPr>
-                <w:noProof/>
-                <w:webHidden/>
-              </w:rPr>
-              <w:fldChar w:fldCharType="begin"/>
-            </w:r>
-            <w:r>
-              <w:rPr>
-                <w:noProof/>
-                <w:webHidden/>
-              </w:rPr>
-              <w:instrText xml:space="preserve"> PAGEREF _Toc215752186 \h </w:instrText>
-            </w:r>
-            <w:r>
-              <w:rPr>
-                <w:noProof/>
-                <w:webHidden/>
-              </w:rPr>
-            </w:r>
-            <w:r>
-              <w:rPr>
-                <w:noProof/>
-                <w:webHidden/>
-              </w:rPr>
-              <w:fldChar w:fldCharType="separate"/>
-            </w:r>
-            <w:r>
-              <w:rPr>
-                <w:noProof/>
-                <w:webHidden/>
-              </w:rPr>
-              <w:t>11</w:t>
             </w:r>
             <w:r>
               <w:rPr>
@@ -1799,6 +1781,22 @@
       </w:r>
     </w:p>
     <w:p>
+      <w:pPr/>
+      <w:r>
+        <w:t>20261014 – Add Safety Notice section.</w:t>
+      </w:r>
+    </w:p>
+    <w:p>
+      <w:pPr>
+        <w:pStyle w:val="Heading1"/>
+      </w:pPr>
+      <w:bookmarkStart w:id="11" w:name="_Toc215752186"/>
+      <w:r>
+        <w:t>Safety Notice</w:t>
+      </w:r>
+      <w:bookmarkEnd w:id="11"/>
+    </w:p>
+    <w:p>
       <w:pPr>
         <w:sectPr>
           <w:type w:val="continuous"/>
@@ -1810,7 +1808,7 @@
         </w:sectPr>
       </w:pPr>
       <w:r>
-        <w:t>20261014 – Add Safety Notice section.</w:t>
+        <w:t>We work hard to make ADSBee products performant and reliable, but not all aircraft broadcast their location, messages can be lost or corrupted, and hardware or software can fail. ADSBee cannot guarantee detection or accurate reporting of all traffic. Users are responsible for evaluating its suitability for their application and for the safe operation of any system it is integrated into. See our terms of sale (pantsforbirds.com/terms-of-sale) and license (github.com/CoolNamesAllTaken/adsbee) for full terms.</w:t>
       </w:r>
     </w:p>
     <w:p>
@@ -3086,39 +3084,11 @@
     </w:p>
     <w:p/>
     <w:p>
-      <w:pPr>
-        <w:sectPr>
-          <w:pgSz w:w="12240" w:h="15840"/>
-          <w:pgMar w:top="720" w:right="720" w:bottom="720" w:left="720" w:header="288" w:footer="288" w:gutter="0"/>
-          <w:cols w:space="720"/>
-          <w:titlePg/>
-          <w:docGrid w:linePitch="360"/>
-        </w:sectPr>
-      </w:pPr>
       <w:r>
         <w:t>WARNING: The web serial terminal has no guard rails, and will allow you to do things like disable Ethernet communication</w:t>
       </w:r>
       <w:r>
         <w:t>, which would require opening the enclosure to repair settings via the actual USB serial terminal. This could be annoying if your GS3M PoE is mounted in a difficult to access location. Proceed with caution!</w:t>
-      </w:r>
-    </w:p>
-    <w:p>
-      <w:pPr>
-        <w:pStyle w:val="Heading1"/>
-        <w:numPr>
-          <w:ilvl w:val="0"/>
-          <w:numId w:val="49"/>
-        </w:numPr>
-      </w:pPr>
-      <w:bookmarkStart w:id="11" w:name="_Toc215752186"/>
-      <w:r>
-        <w:t>Safety Notice</w:t>
-      </w:r>
-      <w:bookmarkEnd w:id="11"/>
-    </w:p>
-    <w:p>
-      <w:r>
-        <w:t>We work hard to make ADSBee products performant and reliable, but not all aircraft broadcast their location, messages can be lost or corrupted, and hardware or software can fail. ADSBee cannot guarantee detection or accurate reporting of all traffic. Users are responsible for evaluating its suitability for their application and for the safe operation of any system it is integrated into. See our terms of sale (pantsforbirds.com/terms-of-sale) and license (github.com/CoolNamesAllTaken/adsbee) for full terms.</w:t>
       </w:r>
     </w:p>
     <w:sectPr>

--- a/word/datasheet_gs3m_poe.docx
+++ b/word/datasheet_gs3m_poe.docx
@@ -1781,12 +1781,6 @@
       </w:r>
     </w:p>
     <w:p>
-      <w:pPr/>
-      <w:r>
-        <w:t>20261014 – Add Safety Notice section.</w:t>
-      </w:r>
-    </w:p>
-    <w:p>
       <w:pPr>
         <w:pStyle w:val="Heading1"/>
       </w:pPr>
@@ -3530,25 +3524,25 @@
       <w:rPr>
         <w:color w:val="FFFFFF" w:themeColor="background1"/>
       </w:rPr>
-      <w:t>20261014</w:t>
+      <w:t>2025</w:t>
     </w:r>
     <w:r>
       <w:rPr>
         <w:color w:val="FFFFFF" w:themeColor="background1"/>
       </w:rPr>
-      <w:t/>
+      <w:t>12</w:t>
     </w:r>
     <w:r>
       <w:rPr>
         <w:color w:val="FFFFFF" w:themeColor="background1"/>
       </w:rPr>
-      <w:t/>
+      <w:t>2</w:t>
     </w:r>
     <w:r>
       <w:rPr>
         <w:color w:val="FFFFFF" w:themeColor="background1"/>
       </w:rPr>
-      <w:t/>
+      <w:t>5</w:t>
     </w:r>
   </w:p>
 </w:ftr>

--- a/word/datasheet_gs3m_poe.docx
+++ b/word/datasheet_gs3m_poe.docx
@@ -1037,6 +1037,78 @@
           <w:pPr>
             <w:pStyle w:val="TOC1"/>
             <w:tabs>
+              <w:tab w:val="right" w:leader="dot" w:pos="10790"/>
+            </w:tabs>
+            <w:rPr>
+              <w:rFonts w:eastAsiaTheme="minorEastAsia"/>
+              <w:noProof/>
+              <w:sz w:val="24"/>
+              <w:szCs w:val="24"/>
+              <w:lang w:eastAsia="zh-CN"/>
+            </w:rPr>
+          </w:pPr>
+          <w:hyperlink w:anchor="_Toc215752186" w:history="1">
+            <w:r>
+              <w:rPr>
+                <w:rStyle w:val="Hyperlink"/>
+                <w:noProof/>
+              </w:rPr>
+              <w:t>Safety Notice</w:t>
+            </w:r>
+            <w:r>
+              <w:rPr>
+                <w:noProof/>
+                <w:webHidden/>
+              </w:rPr>
+              <w:tab/>
+            </w:r>
+            <w:r>
+              <w:rPr>
+                <w:noProof/>
+                <w:webHidden/>
+              </w:rPr>
+              <w:fldChar w:fldCharType="begin"/>
+            </w:r>
+            <w:r>
+              <w:rPr>
+                <w:noProof/>
+                <w:webHidden/>
+              </w:rPr>
+              <w:instrText xml:space="preserve"> PAGEREF _Toc215752186 \h </w:instrText>
+            </w:r>
+            <w:r>
+              <w:rPr>
+                <w:noProof/>
+                <w:webHidden/>
+              </w:rPr>
+            </w:r>
+            <w:r>
+              <w:rPr>
+                <w:noProof/>
+                <w:webHidden/>
+              </w:rPr>
+              <w:fldChar w:fldCharType="separate"/>
+            </w:r>
+            <w:r>
+              <w:rPr>
+                <w:noProof/>
+                <w:webHidden/>
+              </w:rPr>
+              <w:t>2</w:t>
+            </w:r>
+            <w:r>
+              <w:rPr>
+                <w:noProof/>
+                <w:webHidden/>
+              </w:rPr>
+              <w:fldChar w:fldCharType="end"/>
+            </w:r>
+          </w:hyperlink>
+        </w:p>
+        <w:p>
+          <w:pPr>
+            <w:pStyle w:val="TOC1"/>
+            <w:tabs>
               <w:tab w:val="left" w:pos="440"/>
               <w:tab w:val="right" w:leader="dot" w:pos="10790"/>
             </w:tabs>
@@ -1703,6 +1775,22 @@
       </w:r>
     </w:p>
     <w:p>
+      <w:pPr/>
+      <w:r>
+        <w:t>20251225 – Add M5 hardware to packing list.</w:t>
+      </w:r>
+    </w:p>
+    <w:p>
+      <w:pPr>
+        <w:pStyle w:val="Heading1"/>
+      </w:pPr>
+      <w:bookmarkStart w:id="11" w:name="_Toc215752186"/>
+      <w:r>
+        <w:t>Safety Notice</w:t>
+      </w:r>
+      <w:bookmarkEnd w:id="11"/>
+    </w:p>
+    <w:p>
       <w:pPr>
         <w:sectPr>
           <w:type w:val="continuous"/>
@@ -1714,7 +1802,7 @@
         </w:sectPr>
       </w:pPr>
       <w:r>
-        <w:t>20251225 – Add M5 hardware to packing list.</w:t>
+        <w:t>We work hard to make ADSBee products performant and reliable, but not all aircraft broadcast their location, messages can be lost or corrupted, and hardware or software can fail. ADSBee cannot guarantee detection or accurate reporting of all traffic. Users are responsible for evaluating its suitability for their application and for the safe operation of any system it is integrated into. See our terms of sale (pantsforbirds.com/terms-of-sale) and license (github.com/CoolNamesAllTaken/adsbee) for full terms.</w:t>
       </w:r>
     </w:p>
     <w:p>

--- a/word/datasheet_gs3m_poe.docx
+++ b/word/datasheet_gs3m_poe.docx
@@ -520,10 +520,7 @@
           </w:tcPr>
           <w:p>
             <w:r>
-              <w:t>Minimum</w:t>
-            </w:r>
-            <w:r>
-              <w:t xml:space="preserve"> RF Input Power Level</w:t>
+              <w:t>Sensitivity</w:t>
             </w:r>
           </w:p>
         </w:tc>
@@ -533,13 +530,7 @@
           </w:tcPr>
           <w:p>
             <w:r>
-              <w:t>-</w:t>
-            </w:r>
-            <w:r>
-              <w:t>90</w:t>
-            </w:r>
-            <w:r>
-              <w:t>dBm</w:t>
+              <w:t>Mode S: -90dBm to 0dBm</w:t>
             </w:r>
           </w:p>
         </w:tc>
@@ -1781,6 +1772,12 @@
       </w:r>
     </w:p>
     <w:p>
+      <w:pPr/>
+      <w:r>
+        <w:t>20261016 – Sensitivity is -90dBm to 0dBm for Mode S.</w:t>
+      </w:r>
+    </w:p>
+    <w:p>
       <w:pPr>
         <w:pStyle w:val="Heading1"/>
       </w:pPr>
@@ -3524,25 +3521,7 @@
       <w:rPr>
         <w:color w:val="FFFFFF" w:themeColor="background1"/>
       </w:rPr>
-      <w:t>2025</w:t>
-    </w:r>
-    <w:r>
-      <w:rPr>
-        <w:color w:val="FFFFFF" w:themeColor="background1"/>
-      </w:rPr>
-      <w:t>12</w:t>
-    </w:r>
-    <w:r>
-      <w:rPr>
-        <w:color w:val="FFFFFF" w:themeColor="background1"/>
-      </w:rPr>
-      <w:t>2</w:t>
-    </w:r>
-    <w:r>
-      <w:rPr>
-        <w:color w:val="FFFFFF" w:themeColor="background1"/>
-      </w:rPr>
-      <w:t>5</w:t>
+      <w:t>20261016</w:t>
     </w:r>
   </w:p>
 </w:ftr>

--- a/word/datasheet_gs3m_poe.docx
+++ b/word/datasheet_gs3m_poe.docx
@@ -531,6 +531,11 @@
           <w:p>
             <w:r>
               <w:t>Mode S: -90dBm to 0dBm</w:t>
+            </w:r>
+          </w:p>
+          <w:p>
+            <w:r>
+              <w:t>UAT: -90dBm to 0dBm</w:t>
             </w:r>
           </w:p>
         </w:tc>
@@ -1774,7 +1779,7 @@
     <w:p>
       <w:pPr/>
       <w:r>
-        <w:t>20261016 – Sensitivity is -90dBm to 0dBm for Mode S.</w:t>
+        <w:t>20261016 – Sensitivity is -90dBm to 0dBm for Mode S and UAT.</w:t>
       </w:r>
     </w:p>
     <w:p>

--- a/word/datasheet_gs3m_poe.docx
+++ b/word/datasheet_gs3m_poe.docx
@@ -520,10 +520,7 @@
           </w:tcPr>
           <w:p>
             <w:r>
-              <w:t>Minimum</w:t>
-            </w:r>
-            <w:r>
-              <w:t xml:space="preserve"> RF Input Power Level</w:t>
+              <w:t>Sensitivity</w:t>
             </w:r>
           </w:p>
         </w:tc>
@@ -533,13 +530,12 @@
           </w:tcPr>
           <w:p>
             <w:r>
-              <w:t>-</w:t>
-            </w:r>
-            <w:r>
-              <w:t>90</w:t>
-            </w:r>
-            <w:r>
-              <w:t>dBm</w:t>
+              <w:t>Mode S: -90dBm to 0dBm</w:t>
+            </w:r>
+          </w:p>
+          <w:p>
+            <w:r>
+              <w:t>UAT: -90dBm to 0dBm</w:t>
             </w:r>
           </w:p>
         </w:tc>
@@ -1781,6 +1777,12 @@
       </w:r>
     </w:p>
     <w:p>
+      <w:pPr/>
+      <w:r>
+        <w:t>20261016 – Sensitivity is -90dBm to 0dBm for Mode S and UAT.</w:t>
+      </w:r>
+    </w:p>
+    <w:p>
       <w:pPr>
         <w:pStyle w:val="Heading1"/>
       </w:pPr>
@@ -3524,25 +3526,7 @@
       <w:rPr>
         <w:color w:val="FFFFFF" w:themeColor="background1"/>
       </w:rPr>
-      <w:t>2025</w:t>
-    </w:r>
-    <w:r>
-      <w:rPr>
-        <w:color w:val="FFFFFF" w:themeColor="background1"/>
-      </w:rPr>
-      <w:t>12</w:t>
-    </w:r>
-    <w:r>
-      <w:rPr>
-        <w:color w:val="FFFFFF" w:themeColor="background1"/>
-      </w:rPr>
-      <w:t>2</w:t>
-    </w:r>
-    <w:r>
-      <w:rPr>
-        <w:color w:val="FFFFFF" w:themeColor="background1"/>
-      </w:rPr>
-      <w:t>5</w:t>
+      <w:t>20261016</w:t>
     </w:r>
   </w:p>
 </w:ftr>

--- a/word/datasheet_gs3m_poe.docx
+++ b/word/datasheet_gs3m_poe.docx
@@ -520,7 +520,7 @@
           </w:tcPr>
           <w:p>
             <w:r>
-              <w:t>Sensitivity</w:t>
+              <w:t xml:space="preserve">Sensitivity (90% of messages decoded)</w:t>
             </w:r>
           </w:p>
         </w:tc>
@@ -530,12 +530,12 @@
           </w:tcPr>
           <w:p>
             <w:r>
-              <w:t>Mode S: -90dBm to 0dBm</w:t>
+              <w:t xml:space="preserve">Mode S: -83dBm to 0dBm</w:t>
             </w:r>
           </w:p>
           <w:p>
             <w:r>
-              <w:t>UAT: -90dBm to 0dBm</w:t>
+              <w:t xml:space="preserve">UAT: -94dBm to 0dBm</w:t>
             </w:r>
           </w:p>
         </w:tc>
@@ -1779,7 +1779,7 @@
     <w:p>
       <w:pPr/>
       <w:r>
-        <w:t>20261016 – Sensitivity is -90dBm to 0dBm for Mode S and UAT.</w:t>
+        <w:t xml:space="preserve">20261023 – Sensitivity (90% of messages decoded) is -83dBm to 0dBm for Mode S and -94dBm to 0dBm for UAT.</w:t>
       </w:r>
     </w:p>
     <w:p>
@@ -3309,13 +3309,13 @@
       <w:rPr>
         <w:color w:val="FFFFFF" w:themeColor="background1"/>
       </w:rPr>
-      <w:t>20250</w:t>
+      <w:t>20261023</w:t>
     </w:r>
     <w:r>
       <w:rPr>
         <w:color w:val="FFFFFF" w:themeColor="background1"/>
       </w:rPr>
-      <w:t>901</w:t>
+      <w:t/>
     </w:r>
     <w:r>
       <w:rPr>
@@ -3526,7 +3526,7 @@
       <w:rPr>
         <w:color w:val="FFFFFF" w:themeColor="background1"/>
       </w:rPr>
-      <w:t>20261016</w:t>
+      <w:t>20261023</w:t>
     </w:r>
   </w:p>
 </w:ftr>

--- a/word/datasheet_gs3m_poe.docx
+++ b/word/datasheet_gs3m_poe.docx
@@ -530,7 +530,7 @@
           </w:tcPr>
           <w:p>
             <w:r>
-              <w:t xml:space="preserve">Mode S: -83dBm to 0dBm</w:t>
+              <w:t xml:space="preserve">Mode S: -83dBm to 0dBm (-84dBm with AT+TL_OFFSET=500)</w:t>
             </w:r>
           </w:p>
           <w:p>
@@ -1779,7 +1779,7 @@
     <w:p>
       <w:pPr/>
       <w:r>
-        <w:t xml:space="preserve">20261023 – Sensitivity (90% of messages decoded) is -83dBm to 0dBm for Mode S and -94dBm to 0dBm for UAT.</w:t>
+        <w:t xml:space="preserve">20261023 – Sensitivity (90% of messages decoded) is -83dBm to 0dBm for Mode S (-84dBm with AT+TL_OFFSET=500) and -94dBm to 0dBm for UAT.</w:t>
       </w:r>
     </w:p>
     <w:p>

--- a/word/datasheet_gs3m_poe.docx
+++ b/word/datasheet_gs3m_poe.docx
@@ -530,7 +530,7 @@
           </w:tcPr>
           <w:p>
             <w:r>
-              <w:t xml:space="preserve">Mode S: -83dBm to 0dBm (-84dBm with AT+TL_OFFSET=500)</w:t>
+              <w:t xml:space="preserve">Mode S: -84dBm to 0dBm</w:t>
             </w:r>
           </w:p>
           <w:p>
@@ -1779,7 +1779,7 @@
     <w:p>
       <w:pPr/>
       <w:r>
-        <w:t xml:space="preserve">20261023 – Sensitivity (90% of messages decoded) is -83dBm to 0dBm for Mode S (-84dBm with AT+TL_OFFSET=500) and -94dBm to 0dBm for UAT.</w:t>
+        <w:t xml:space="preserve">20261023 – Sensitivity (90% of messages decoded) is -84dBm to 0dBm for Mode S and -94dBm to 0dBm for UAT.</w:t>
       </w:r>
     </w:p>
     <w:p>

--- a/word/datasheet_gs3m_poe.docx
+++ b/word/datasheet_gs3m_poe.docx
@@ -520,7 +520,7 @@
           </w:tcPr>
           <w:p>
             <w:r>
-              <w:t>Sensitivity</w:t>
+              <w:t xml:space="preserve">Sensitivity (90% of messages decoded)</w:t>
             </w:r>
           </w:p>
         </w:tc>
@@ -530,12 +530,12 @@
           </w:tcPr>
           <w:p>
             <w:r>
-              <w:t>Mode S: -90dBm to 0dBm</w:t>
+              <w:t xml:space="preserve">Mode S: -84dBm to 0dBm</w:t>
             </w:r>
           </w:p>
           <w:p>
             <w:r>
-              <w:t>UAT: -90dBm to 0dBm</w:t>
+              <w:t xml:space="preserve">UAT: -94dBm to 0dBm</w:t>
             </w:r>
           </w:p>
         </w:tc>
@@ -1779,7 +1779,7 @@
     <w:p>
       <w:pPr/>
       <w:r>
-        <w:t>20261016 – Sensitivity is -90dBm to 0dBm for Mode S and UAT.</w:t>
+        <w:t xml:space="preserve">20261023 – Sensitivity (90% of messages decoded) is -84dBm to 0dBm for Mode S and -94dBm to 0dBm for UAT.</w:t>
       </w:r>
     </w:p>
     <w:p>
@@ -3309,13 +3309,13 @@
       <w:rPr>
         <w:color w:val="FFFFFF" w:themeColor="background1"/>
       </w:rPr>
-      <w:t>20250</w:t>
+      <w:t>20261023</w:t>
     </w:r>
     <w:r>
       <w:rPr>
         <w:color w:val="FFFFFF" w:themeColor="background1"/>
       </w:rPr>
-      <w:t>901</w:t>
+      <w:t/>
     </w:r>
     <w:r>
       <w:rPr>
@@ -3526,7 +3526,7 @@
       <w:rPr>
         <w:color w:val="FFFFFF" w:themeColor="background1"/>
       </w:rPr>
-      <w:t>20261016</w:t>
+      <w:t>20261023</w:t>
     </w:r>
   </w:p>
 </w:ftr>

--- a/word/datasheet_gs3m_poe.docx
+++ b/word/datasheet_gs3m_poe.docx
@@ -566,7 +566,7 @@
               <w:rPr>
                 <w:rFonts w:cstheme="minorHAnsi"/>
               </w:rPr>
-              <w:t>400</w:t>
+              <w:t>200</w:t>
             </w:r>
           </w:p>
         </w:tc>
@@ -1779,7 +1779,7 @@
     <w:p>
       <w:pPr/>
       <w:r>
-        <w:t xml:space="preserve">20261023 – Sensitivity (90% of messages decoded) is -84dBm to 0dBm for Mode S and -94dBm to 0dBm for UAT.</w:t>
+        <w:t xml:space="preserve">20261024 – Sensitivity (90% of messages decoded) is -84dBm to 0dBm for Mode S and -94dBm to 0dBm for UAT. Simultaneous aircraft tracks: up to 200 (Ethernet outputs).</w:t>
       </w:r>
     </w:p>
     <w:p>
@@ -3309,7 +3309,7 @@
       <w:rPr>
         <w:color w:val="FFFFFF" w:themeColor="background1"/>
       </w:rPr>
-      <w:t>20261023</w:t>
+      <w:t>20261024</w:t>
     </w:r>
     <w:r>
       <w:rPr>
@@ -3526,7 +3526,7 @@
       <w:rPr>
         <w:color w:val="FFFFFF" w:themeColor="background1"/>
       </w:rPr>
-      <w:t>20261023</w:t>
+      <w:t>20261024</w:t>
     </w:r>
   </w:p>
 </w:ftr>
